--- a/data/ai_paras/AI_para_138.docx
+++ b/data/ai_paras/AI_para_138.docx
@@ -4,7 +4,7 @@
   <w:body>
     <w:p>
       <w:r>
-        <w:t>Controversial ethical issues have significantly influenced the development of our strategy, necessitating ongoing refinement to address multiple role relationships and multicultural competence. The increasing prevalence of examination malpractice, as highlighted in recent studies, underscores the need for strategies that account for ethical complexities within educational settings (Ref-s079628). Addressing these challenges involves enhancing the ethical framework to clearly define the boundaries and responsibilities inherent in multiple role relationships, ensuring that educators maintain objectivity and fairness. Furthermore, incorporating multicultural competence into the strategy is essential; this involves understanding and respecting diverse cultural backgrounds to create an inclusive educational environment that aligns with ethical standards (Ref-s079628). This approach not only adheres to existing ethical codes but also anticipates evolving trends, emphasizing the importance of continuous adaptation to new ethical challenges within the educational landscape.</w:t>
+        <w:t>Key ethical principles play a pivotal role in guiding decision-making processes within the context of educational malpractice cases. One fundamental principle is beneficence, which emphasizes the importance of promoting well-being and minimizing harm to students, thereby influencing the development of supportive and challenging educational environments (Ref-u984161). Additionally, the principle of justice requires educators to provide equitable opportunities for all students, ensuring that pedagogical strategies do not disproportionately disadvantage any group. Autonomy, another critical principle, underlines the necessity of respecting students' rights to make informed decisions about their education, necessitating transparency and fairness in curricular design. These principles collectively inform ethical decision-making by establishing a framework that prioritizes student welfare while upholding academic integrity, thereby providing a structured approach to resolving conflicts that arise in complex educational settings.</w:t>
       </w:r>
     </w:p>
     <w:sectPr>
